--- a/docs/cahiers/Cahier_activites_Mecanique1_Chapitre4.docx
+++ b/docs/cahiers/Cahier_activites_Mecanique1_Chapitre4.docx
@@ -613,6 +613,29 @@
           <w:sz w:val="22"/>
           <w:szCs w:val="22"/>
         </w:rPr>
+        <w:t xml:space="preserve">Les objectifs spécifiques (OS) et les codes des activités sont ceux du syllabus de l’EC LPCI1121 : par exemple, A21 est la première activité de l’OS2 ; B4 est le bilan du chapitre.</w:t>
+      </w:r>
+    </w:p>
+    <w:p>
+      <w:pPr>
+        <w:spacing w:before="0" w:after="50" w:line="252" w:lineRule="auto"/>
+        <w:ind w:left="284" w:hanging="284"/>
+        <w:jc w:val="both"/>
+      </w:pPr>
+      <w:r>
+        <w:rPr>
+          <w:rFonts w:ascii="Tahoma" w:hAnsi="Tahoma" w:cs="Tahoma" w:eastAsia="Arial Unicode MS"/>
+          <w:sz w:val="22"/>
+          <w:szCs w:val="22"/>
+        </w:rPr>
+        <w:t xml:space="preserve">• </w:t>
+      </w:r>
+      <w:r>
+        <w:rPr>
+          <w:rFonts w:ascii="Tahoma" w:hAnsi="Tahoma" w:cs="Tahoma" w:eastAsia="Arial Unicode MS"/>
+          <w:sz w:val="22"/>
+          <w:szCs w:val="22"/>
+        </w:rPr>
         <w:t xml:space="preserve">Tous les documents cités (support de cours, diaporama, série de TD et corrigé, quiz, exercices d’entraînement, simulations, TP) se trouvent sur la plateforme physiquefacile.github.io.</w:t>
       </w:r>
     </w:p>
@@ -631,7 +654,7 @@
           <w:szCs w:val="24"/>
           <w:u w:val="single"/>
         </w:rPr>
-        <w:t xml:space="preserve">Objectifs spécifiques du chapitre</w:t>
+        <w:t xml:space="preserve">Objectifs spécifiques du syllabus visés (LPCI1121)</w:t>
       </w:r>
     </w:p>
     <w:p>
@@ -654,6 +677,70 @@
           <w:sz w:val="22"/>
           <w:szCs w:val="22"/>
         </w:rPr>
+        <w:t xml:space="preserve">Utiliser les outils vectoriels et les systèmes de coordonnées.</w:t>
+      </w:r>
+    </w:p>
+    <w:p>
+      <w:pPr>
+        <w:spacing w:before="0" w:after="50" w:line="252" w:lineRule="auto"/>
+        <w:ind w:left="680" w:hanging="680"/>
+        <w:jc w:val="both"/>
+      </w:pPr>
+      <w:r>
+        <w:rPr>
+          <w:rFonts w:ascii="Tahoma" w:hAnsi="Tahoma" w:cs="Tahoma" w:eastAsia="Arial Unicode MS"/>
+          <w:sz w:val="22"/>
+          <w:szCs w:val="22"/>
+        </w:rPr>
+        <w:t xml:space="preserve">OS4 — </w:t>
+      </w:r>
+      <w:r>
+        <w:rPr>
+          <w:rFonts w:ascii="Tahoma" w:hAnsi="Tahoma" w:cs="Tahoma" w:eastAsia="Arial Unicode MS"/>
+          <w:sz w:val="22"/>
+          <w:szCs w:val="22"/>
+        </w:rPr>
+        <w:t xml:space="preserve">Utiliser les théorèmes de l’énergie et du moment cinétique.</w:t>
+      </w:r>
+    </w:p>
+    <w:p>
+      <w:pPr>
+        <w:keepNext/>
+        <w:spacing w:before="150" w:after="70" w:line="252" w:lineRule="auto"/>
+        <w:jc w:val="left"/>
+      </w:pPr>
+      <w:r>
+        <w:rPr>
+          <w:rFonts w:ascii="Tahoma" w:hAnsi="Tahoma" w:cs="Tahoma" w:eastAsia="Arial Unicode MS"/>
+          <w:b/>
+          <w:bCs/>
+          <w:sz w:val="24"/>
+          <w:szCs w:val="24"/>
+          <w:u w:val="single"/>
+        </w:rPr>
+        <w:t xml:space="preserve">Résultats d’apprentissage attendus du chapitre</w:t>
+      </w:r>
+    </w:p>
+    <w:p>
+      <w:pPr>
+        <w:spacing w:before="0" w:after="50" w:line="252" w:lineRule="auto"/>
+        <w:ind w:left="680" w:hanging="680"/>
+        <w:jc w:val="both"/>
+      </w:pPr>
+      <w:r>
+        <w:rPr>
+          <w:rFonts w:ascii="Tahoma" w:hAnsi="Tahoma" w:cs="Tahoma" w:eastAsia="Arial Unicode MS"/>
+          <w:sz w:val="22"/>
+          <w:szCs w:val="22"/>
+        </w:rPr>
+        <w:t xml:space="preserve">(OS1) </w:t>
+      </w:r>
+      <w:r>
+        <w:rPr>
+          <w:rFonts w:ascii="Tahoma" w:hAnsi="Tahoma" w:cs="Tahoma" w:eastAsia="Arial Unicode MS"/>
+          <w:sz w:val="22"/>
+          <w:szCs w:val="22"/>
+        </w:rPr>
         <w:t xml:space="preserve">Distinguer référentiel, repère et système de coordonnées ; écrire le déplacement élémentaire.</w:t>
       </w:r>
     </w:p>
@@ -669,7 +756,7 @@
           <w:sz w:val="22"/>
           <w:szCs w:val="22"/>
         </w:rPr>
-        <w:t xml:space="preserve">OS2 — </w:t>
+        <w:t xml:space="preserve">(OS4) </w:t>
       </w:r>
       <w:r>
         <w:rPr>
@@ -692,7 +779,7 @@
           <w:sz w:val="22"/>
           <w:szCs w:val="22"/>
         </w:rPr>
-        <w:t xml:space="preserve">OS3 — </w:t>
+        <w:t xml:space="preserve">(OS4) </w:t>
       </w:r>
       <w:r>
         <w:rPr>
@@ -715,7 +802,7 @@
           <w:sz w:val="22"/>
           <w:szCs w:val="22"/>
         </w:rPr>
-        <w:t xml:space="preserve">OS4 — </w:t>
+        <w:t xml:space="preserve">(OS4) </w:t>
       </w:r>
       <w:r>
         <w:rPr>
@@ -738,7 +825,7 @@
           <w:sz w:val="22"/>
           <w:szCs w:val="22"/>
         </w:rPr>
-        <w:t xml:space="preserve">OS5 — </w:t>
+        <w:t xml:space="preserve">(OS4) </w:t>
       </w:r>
       <w:r>
         <w:rPr>
@@ -761,7 +848,7 @@
           <w:sz w:val="22"/>
           <w:szCs w:val="22"/>
         </w:rPr>
-        <w:t xml:space="preserve">OS6 — </w:t>
+        <w:t xml:space="preserve">(OS4) </w:t>
       </w:r>
       <w:r>
         <w:rPr>
@@ -1001,7 +1088,7 @@
                 <w:sz w:val="17"/>
                 <w:szCs w:val="17"/>
               </w:rPr>
-              <w:t xml:space="preserve">A1.1</w:t>
+              <w:t xml:space="preserve">A18</w:t>
             </w:r>
           </w:p>
         </w:tc>
@@ -1126,7 +1213,7 @@
                 <w:sz w:val="17"/>
                 <w:szCs w:val="17"/>
               </w:rPr>
-              <w:t xml:space="preserve">A2.1</w:t>
+              <w:t xml:space="preserve">A42</w:t>
             </w:r>
           </w:p>
         </w:tc>
@@ -1166,7 +1253,7 @@
                 <w:sz w:val="17"/>
                 <w:szCs w:val="17"/>
               </w:rPr>
-              <w:t xml:space="preserve">OS2</w:t>
+              <w:t xml:space="preserve">OS4</w:t>
             </w:r>
           </w:p>
         </w:tc>
@@ -1251,7 +1338,7 @@
                 <w:sz w:val="17"/>
                 <w:szCs w:val="17"/>
               </w:rPr>
-              <w:t xml:space="preserve">A3.1</w:t>
+              <w:t xml:space="preserve">A43</w:t>
             </w:r>
           </w:p>
         </w:tc>
@@ -1291,7 +1378,7 @@
                 <w:sz w:val="17"/>
                 <w:szCs w:val="17"/>
               </w:rPr>
-              <w:t xml:space="preserve">OS3</w:t>
+              <w:t xml:space="preserve">OS4</w:t>
             </w:r>
           </w:p>
         </w:tc>
@@ -1376,7 +1463,7 @@
                 <w:sz w:val="17"/>
                 <w:szCs w:val="17"/>
               </w:rPr>
-              <w:t xml:space="preserve">A4.1</w:t>
+              <w:t xml:space="preserve">A44</w:t>
             </w:r>
           </w:p>
         </w:tc>
@@ -1501,7 +1588,7 @@
                 <w:sz w:val="17"/>
                 <w:szCs w:val="17"/>
               </w:rPr>
-              <w:t xml:space="preserve">A5.1</w:t>
+              <w:t xml:space="preserve">A45</w:t>
             </w:r>
           </w:p>
         </w:tc>
@@ -1541,7 +1628,7 @@
                 <w:sz w:val="17"/>
                 <w:szCs w:val="17"/>
               </w:rPr>
-              <w:t xml:space="preserve">OS5</w:t>
+              <w:t xml:space="preserve">OS4</w:t>
             </w:r>
           </w:p>
         </w:tc>
@@ -1626,7 +1713,7 @@
                 <w:sz w:val="17"/>
                 <w:szCs w:val="17"/>
               </w:rPr>
-              <w:t xml:space="preserve">A6.1</w:t>
+              <w:t xml:space="preserve">A46</w:t>
             </w:r>
           </w:p>
         </w:tc>
@@ -1666,7 +1753,7 @@
                 <w:sz w:val="17"/>
                 <w:szCs w:val="17"/>
               </w:rPr>
-              <w:t xml:space="preserve">OS6</w:t>
+              <w:t xml:space="preserve">OS4</w:t>
             </w:r>
           </w:p>
         </w:tc>
@@ -1751,7 +1838,7 @@
                 <w:sz w:val="17"/>
                 <w:szCs w:val="17"/>
               </w:rPr>
-              <w:t xml:space="preserve">A6.2</w:t>
+              <w:t xml:space="preserve">A47</w:t>
             </w:r>
           </w:p>
         </w:tc>
@@ -1791,7 +1878,7 @@
                 <w:sz w:val="17"/>
                 <w:szCs w:val="17"/>
               </w:rPr>
-              <w:t xml:space="preserve">OS6</w:t>
+              <w:t xml:space="preserve">OS4</w:t>
             </w:r>
           </w:p>
         </w:tc>
@@ -1876,7 +1963,7 @@
                 <w:sz w:val="17"/>
                 <w:szCs w:val="17"/>
               </w:rPr>
-              <w:t xml:space="preserve">A6.3</w:t>
+              <w:t xml:space="preserve">B4</w:t>
             </w:r>
           </w:p>
         </w:tc>
@@ -1916,7 +2003,7 @@
                 <w:sz w:val="17"/>
                 <w:szCs w:val="17"/>
               </w:rPr>
-              <w:t xml:space="preserve">OS1–6</w:t>
+              <w:t xml:space="preserve">OS1, OS4</w:t>
             </w:r>
           </w:p>
         </w:tc>
@@ -2069,7 +2156,7 @@
           </w:tcPr>
           <w:p>
             <w:pPr>
-              <w:spacing w:before="0" w:after="0" w:line="252" w:lineRule="auto"/>
+              <w:spacing w:before="0" w:after="60" w:line="252" w:lineRule="auto"/>
               <w:jc w:val="both"/>
             </w:pPr>
             <w:r>
@@ -2079,6 +2166,30 @@
                 <w:szCs w:val="22"/>
               </w:rPr>
               <w:t xml:space="preserve">OS1 — </w:t>
+            </w:r>
+            <w:r>
+              <w:rPr>
+                <w:rFonts w:ascii="Tahoma" w:hAnsi="Tahoma" w:cs="Tahoma" w:eastAsia="Arial Unicode MS"/>
+                <w:sz w:val="22"/>
+                <w:szCs w:val="22"/>
+              </w:rPr>
+              <w:t xml:space="preserve">Utiliser les outils vectoriels et les systèmes de coordonnées.</w:t>
+            </w:r>
+          </w:p>
+          <w:p>
+            <w:pPr>
+              <w:spacing w:before="0" w:after="0" w:line="252" w:lineRule="auto"/>
+              <w:jc w:val="both"/>
+            </w:pPr>
+            <w:r>
+              <w:rPr>
+                <w:rFonts w:ascii="Tahoma" w:hAnsi="Tahoma" w:cs="Tahoma" w:eastAsia="Arial Unicode MS"/>
+                <w:b/>
+                <w:bCs/>
+                <w:sz w:val="22"/>
+                <w:szCs w:val="22"/>
+              </w:rPr>
+              <w:t xml:space="preserve">Résultat attendu : </w:t>
             </w:r>
             <w:r>
               <w:rPr>
@@ -2115,7 +2226,7 @@
           <w:sz w:val="24"/>
           <w:szCs w:val="24"/>
         </w:rPr>
-        <w:t xml:space="preserve"> A1.1</w:t>
+        <w:t xml:space="preserve"> A18</w:t>
       </w:r>
     </w:p>
     <w:tbl>
@@ -2984,16 +3095,40 @@
           </w:tcPr>
           <w:p>
             <w:pPr>
-              <w:spacing w:before="0" w:after="0" w:line="252" w:lineRule="auto"/>
-              <w:jc w:val="both"/>
-            </w:pPr>
-            <w:r>
-              <w:rPr>
-                <w:rFonts w:ascii="Tahoma" w:hAnsi="Tahoma" w:cs="Tahoma" w:eastAsia="Arial Unicode MS"/>
-                <w:sz w:val="22"/>
-                <w:szCs w:val="22"/>
-              </w:rPr>
-              <w:t xml:space="preserve">OS2 — </w:t>
+              <w:spacing w:before="0" w:after="60" w:line="252" w:lineRule="auto"/>
+              <w:jc w:val="both"/>
+            </w:pPr>
+            <w:r>
+              <w:rPr>
+                <w:rFonts w:ascii="Tahoma" w:hAnsi="Tahoma" w:cs="Tahoma" w:eastAsia="Arial Unicode MS"/>
+                <w:sz w:val="22"/>
+                <w:szCs w:val="22"/>
+              </w:rPr>
+              <w:t xml:space="preserve">OS4 — </w:t>
+            </w:r>
+            <w:r>
+              <w:rPr>
+                <w:rFonts w:ascii="Tahoma" w:hAnsi="Tahoma" w:cs="Tahoma" w:eastAsia="Arial Unicode MS"/>
+                <w:sz w:val="22"/>
+                <w:szCs w:val="22"/>
+              </w:rPr>
+              <w:t xml:space="preserve">Utiliser les théorèmes de l’énergie et du moment cinétique.</w:t>
+            </w:r>
+          </w:p>
+          <w:p>
+            <w:pPr>
+              <w:spacing w:before="0" w:after="0" w:line="252" w:lineRule="auto"/>
+              <w:jc w:val="both"/>
+            </w:pPr>
+            <w:r>
+              <w:rPr>
+                <w:rFonts w:ascii="Tahoma" w:hAnsi="Tahoma" w:cs="Tahoma" w:eastAsia="Arial Unicode MS"/>
+                <w:b/>
+                <w:bCs/>
+                <w:sz w:val="22"/>
+                <w:szCs w:val="22"/>
+              </w:rPr>
+              <w:t xml:space="preserve">Résultat attendu : </w:t>
             </w:r>
             <w:r>
               <w:rPr>
@@ -3030,7 +3165,7 @@
           <w:sz w:val="24"/>
           <w:szCs w:val="24"/>
         </w:rPr>
-        <w:t xml:space="preserve"> A2.1</w:t>
+        <w:t xml:space="preserve"> A42</w:t>
       </w:r>
     </w:p>
     <w:tbl>
@@ -3720,16 +3855,40 @@
           </w:tcPr>
           <w:p>
             <w:pPr>
-              <w:spacing w:before="0" w:after="0" w:line="252" w:lineRule="auto"/>
-              <w:jc w:val="both"/>
-            </w:pPr>
-            <w:r>
-              <w:rPr>
-                <w:rFonts w:ascii="Tahoma" w:hAnsi="Tahoma" w:cs="Tahoma" w:eastAsia="Arial Unicode MS"/>
-                <w:sz w:val="22"/>
-                <w:szCs w:val="22"/>
-              </w:rPr>
-              <w:t xml:space="preserve">OS3 — </w:t>
+              <w:spacing w:before="0" w:after="60" w:line="252" w:lineRule="auto"/>
+              <w:jc w:val="both"/>
+            </w:pPr>
+            <w:r>
+              <w:rPr>
+                <w:rFonts w:ascii="Tahoma" w:hAnsi="Tahoma" w:cs="Tahoma" w:eastAsia="Arial Unicode MS"/>
+                <w:sz w:val="22"/>
+                <w:szCs w:val="22"/>
+              </w:rPr>
+              <w:t xml:space="preserve">OS4 — </w:t>
+            </w:r>
+            <w:r>
+              <w:rPr>
+                <w:rFonts w:ascii="Tahoma" w:hAnsi="Tahoma" w:cs="Tahoma" w:eastAsia="Arial Unicode MS"/>
+                <w:sz w:val="22"/>
+                <w:szCs w:val="22"/>
+              </w:rPr>
+              <w:t xml:space="preserve">Utiliser les théorèmes de l’énergie et du moment cinétique.</w:t>
+            </w:r>
+          </w:p>
+          <w:p>
+            <w:pPr>
+              <w:spacing w:before="0" w:after="0" w:line="252" w:lineRule="auto"/>
+              <w:jc w:val="both"/>
+            </w:pPr>
+            <w:r>
+              <w:rPr>
+                <w:rFonts w:ascii="Tahoma" w:hAnsi="Tahoma" w:cs="Tahoma" w:eastAsia="Arial Unicode MS"/>
+                <w:b/>
+                <w:bCs/>
+                <w:sz w:val="22"/>
+                <w:szCs w:val="22"/>
+              </w:rPr>
+              <w:t xml:space="preserve">Résultat attendu : </w:t>
             </w:r>
             <w:r>
               <w:rPr>
@@ -3766,7 +3925,7 @@
           <w:sz w:val="24"/>
           <w:szCs w:val="24"/>
         </w:rPr>
-        <w:t xml:space="preserve"> A3.1</w:t>
+        <w:t xml:space="preserve"> A43</w:t>
       </w:r>
     </w:p>
     <w:tbl>
@@ -4333,7 +4492,7 @@
           </w:tcPr>
           <w:p>
             <w:pPr>
-              <w:spacing w:before="0" w:after="0" w:line="252" w:lineRule="auto"/>
+              <w:spacing w:before="0" w:after="60" w:line="252" w:lineRule="auto"/>
               <w:jc w:val="both"/>
             </w:pPr>
             <w:r>
@@ -4343,6 +4502,30 @@
                 <w:szCs w:val="22"/>
               </w:rPr>
               <w:t xml:space="preserve">OS4 — </w:t>
+            </w:r>
+            <w:r>
+              <w:rPr>
+                <w:rFonts w:ascii="Tahoma" w:hAnsi="Tahoma" w:cs="Tahoma" w:eastAsia="Arial Unicode MS"/>
+                <w:sz w:val="22"/>
+                <w:szCs w:val="22"/>
+              </w:rPr>
+              <w:t xml:space="preserve">Utiliser les théorèmes de l’énergie et du moment cinétique.</w:t>
+            </w:r>
+          </w:p>
+          <w:p>
+            <w:pPr>
+              <w:spacing w:before="0" w:after="0" w:line="252" w:lineRule="auto"/>
+              <w:jc w:val="both"/>
+            </w:pPr>
+            <w:r>
+              <w:rPr>
+                <w:rFonts w:ascii="Tahoma" w:hAnsi="Tahoma" w:cs="Tahoma" w:eastAsia="Arial Unicode MS"/>
+                <w:b/>
+                <w:bCs/>
+                <w:sz w:val="22"/>
+                <w:szCs w:val="22"/>
+              </w:rPr>
+              <w:t xml:space="preserve">Résultat attendu : </w:t>
             </w:r>
             <w:r>
               <w:rPr>
@@ -4379,7 +4562,7 @@
           <w:sz w:val="24"/>
           <w:szCs w:val="24"/>
         </w:rPr>
-        <w:t xml:space="preserve"> A4.1</w:t>
+        <w:t xml:space="preserve"> A44</w:t>
       </w:r>
     </w:p>
     <w:tbl>
@@ -5038,16 +5221,40 @@
           </w:tcPr>
           <w:p>
             <w:pPr>
-              <w:spacing w:before="0" w:after="0" w:line="252" w:lineRule="auto"/>
-              <w:jc w:val="both"/>
-            </w:pPr>
-            <w:r>
-              <w:rPr>
-                <w:rFonts w:ascii="Tahoma" w:hAnsi="Tahoma" w:cs="Tahoma" w:eastAsia="Arial Unicode MS"/>
-                <w:sz w:val="22"/>
-                <w:szCs w:val="22"/>
-              </w:rPr>
-              <w:t xml:space="preserve">OS5 — </w:t>
+              <w:spacing w:before="0" w:after="60" w:line="252" w:lineRule="auto"/>
+              <w:jc w:val="both"/>
+            </w:pPr>
+            <w:r>
+              <w:rPr>
+                <w:rFonts w:ascii="Tahoma" w:hAnsi="Tahoma" w:cs="Tahoma" w:eastAsia="Arial Unicode MS"/>
+                <w:sz w:val="22"/>
+                <w:szCs w:val="22"/>
+              </w:rPr>
+              <w:t xml:space="preserve">OS4 — </w:t>
+            </w:r>
+            <w:r>
+              <w:rPr>
+                <w:rFonts w:ascii="Tahoma" w:hAnsi="Tahoma" w:cs="Tahoma" w:eastAsia="Arial Unicode MS"/>
+                <w:sz w:val="22"/>
+                <w:szCs w:val="22"/>
+              </w:rPr>
+              <w:t xml:space="preserve">Utiliser les théorèmes de l’énergie et du moment cinétique.</w:t>
+            </w:r>
+          </w:p>
+          <w:p>
+            <w:pPr>
+              <w:spacing w:before="0" w:after="0" w:line="252" w:lineRule="auto"/>
+              <w:jc w:val="both"/>
+            </w:pPr>
+            <w:r>
+              <w:rPr>
+                <w:rFonts w:ascii="Tahoma" w:hAnsi="Tahoma" w:cs="Tahoma" w:eastAsia="Arial Unicode MS"/>
+                <w:b/>
+                <w:bCs/>
+                <w:sz w:val="22"/>
+                <w:szCs w:val="22"/>
+              </w:rPr>
+              <w:t xml:space="preserve">Résultat attendu : </w:t>
             </w:r>
             <w:r>
               <w:rPr>
@@ -5084,7 +5291,7 @@
           <w:sz w:val="24"/>
           <w:szCs w:val="24"/>
         </w:rPr>
-        <w:t xml:space="preserve"> A5.1</w:t>
+        <w:t xml:space="preserve"> A45</w:t>
       </w:r>
     </w:p>
     <w:tbl>
@@ -5721,16 +5928,40 @@
           </w:tcPr>
           <w:p>
             <w:pPr>
-              <w:spacing w:before="0" w:after="0" w:line="252" w:lineRule="auto"/>
-              <w:jc w:val="both"/>
-            </w:pPr>
-            <w:r>
-              <w:rPr>
-                <w:rFonts w:ascii="Tahoma" w:hAnsi="Tahoma" w:cs="Tahoma" w:eastAsia="Arial Unicode MS"/>
-                <w:sz w:val="22"/>
-                <w:szCs w:val="22"/>
-              </w:rPr>
-              <w:t xml:space="preserve">OS6 — </w:t>
+              <w:spacing w:before="0" w:after="60" w:line="252" w:lineRule="auto"/>
+              <w:jc w:val="both"/>
+            </w:pPr>
+            <w:r>
+              <w:rPr>
+                <w:rFonts w:ascii="Tahoma" w:hAnsi="Tahoma" w:cs="Tahoma" w:eastAsia="Arial Unicode MS"/>
+                <w:sz w:val="22"/>
+                <w:szCs w:val="22"/>
+              </w:rPr>
+              <w:t xml:space="preserve">OS4 — </w:t>
+            </w:r>
+            <w:r>
+              <w:rPr>
+                <w:rFonts w:ascii="Tahoma" w:hAnsi="Tahoma" w:cs="Tahoma" w:eastAsia="Arial Unicode MS"/>
+                <w:sz w:val="22"/>
+                <w:szCs w:val="22"/>
+              </w:rPr>
+              <w:t xml:space="preserve">Utiliser les théorèmes de l’énergie et du moment cinétique.</w:t>
+            </w:r>
+          </w:p>
+          <w:p>
+            <w:pPr>
+              <w:spacing w:before="0" w:after="0" w:line="252" w:lineRule="auto"/>
+              <w:jc w:val="both"/>
+            </w:pPr>
+            <w:r>
+              <w:rPr>
+                <w:rFonts w:ascii="Tahoma" w:hAnsi="Tahoma" w:cs="Tahoma" w:eastAsia="Arial Unicode MS"/>
+                <w:b/>
+                <w:bCs/>
+                <w:sz w:val="22"/>
+                <w:szCs w:val="22"/>
+              </w:rPr>
+              <w:t xml:space="preserve">Résultat attendu : </w:t>
             </w:r>
             <w:r>
               <w:rPr>
@@ -5767,7 +5998,7 @@
           <w:sz w:val="24"/>
           <w:szCs w:val="24"/>
         </w:rPr>
-        <w:t xml:space="preserve"> A6.1</w:t>
+        <w:t xml:space="preserve"> A46</w:t>
       </w:r>
     </w:p>
     <w:tbl>
@@ -6449,16 +6680,40 @@
           </w:tcPr>
           <w:p>
             <w:pPr>
-              <w:spacing w:before="0" w:after="0" w:line="252" w:lineRule="auto"/>
-              <w:jc w:val="both"/>
-            </w:pPr>
-            <w:r>
-              <w:rPr>
-                <w:rFonts w:ascii="Tahoma" w:hAnsi="Tahoma" w:cs="Tahoma" w:eastAsia="Arial Unicode MS"/>
-                <w:sz w:val="22"/>
-                <w:szCs w:val="22"/>
-              </w:rPr>
-              <w:t xml:space="preserve">OS6 — </w:t>
+              <w:spacing w:before="0" w:after="60" w:line="252" w:lineRule="auto"/>
+              <w:jc w:val="both"/>
+            </w:pPr>
+            <w:r>
+              <w:rPr>
+                <w:rFonts w:ascii="Tahoma" w:hAnsi="Tahoma" w:cs="Tahoma" w:eastAsia="Arial Unicode MS"/>
+                <w:sz w:val="22"/>
+                <w:szCs w:val="22"/>
+              </w:rPr>
+              <w:t xml:space="preserve">OS4 — </w:t>
+            </w:r>
+            <w:r>
+              <w:rPr>
+                <w:rFonts w:ascii="Tahoma" w:hAnsi="Tahoma" w:cs="Tahoma" w:eastAsia="Arial Unicode MS"/>
+                <w:sz w:val="22"/>
+                <w:szCs w:val="22"/>
+              </w:rPr>
+              <w:t xml:space="preserve">Utiliser les théorèmes de l’énergie et du moment cinétique.</w:t>
+            </w:r>
+          </w:p>
+          <w:p>
+            <w:pPr>
+              <w:spacing w:before="0" w:after="0" w:line="252" w:lineRule="auto"/>
+              <w:jc w:val="both"/>
+            </w:pPr>
+            <w:r>
+              <w:rPr>
+                <w:rFonts w:ascii="Tahoma" w:hAnsi="Tahoma" w:cs="Tahoma" w:eastAsia="Arial Unicode MS"/>
+                <w:b/>
+                <w:bCs/>
+                <w:sz w:val="22"/>
+                <w:szCs w:val="22"/>
+              </w:rPr>
+              <w:t xml:space="preserve">Résultat attendu : </w:t>
             </w:r>
             <w:r>
               <w:rPr>
@@ -6495,7 +6750,7 @@
           <w:sz w:val="24"/>
           <w:szCs w:val="24"/>
         </w:rPr>
-        <w:t xml:space="preserve"> A6.2</w:t>
+        <w:t xml:space="preserve"> A47</w:t>
       </w:r>
     </w:p>
     <w:tbl>
@@ -7079,7 +7334,7 @@
           </w:tcPr>
           <w:p>
             <w:pPr>
-              <w:spacing w:before="0" w:after="0" w:line="252" w:lineRule="auto"/>
+              <w:spacing w:before="0" w:after="60" w:line="252" w:lineRule="auto"/>
               <w:jc w:val="both"/>
             </w:pPr>
             <w:r>
@@ -7097,6 +7352,30 @@
                 <w:szCs w:val="22"/>
               </w:rPr>
               <w:t xml:space="preserve">Mobiliser l’ensemble des compétences du chapitre (objectifs spécifiques 1 à 6) et évaluer sa propre maîtrise.</w:t>
+            </w:r>
+          </w:p>
+          <w:p>
+            <w:pPr>
+              <w:spacing w:before="0" w:after="0" w:line="252" w:lineRule="auto"/>
+              <w:jc w:val="both"/>
+            </w:pPr>
+            <w:r>
+              <w:rPr>
+                <w:rFonts w:ascii="Tahoma" w:hAnsi="Tahoma" w:cs="Tahoma" w:eastAsia="Arial Unicode MS"/>
+                <w:b/>
+                <w:bCs/>
+                <w:sz w:val="22"/>
+                <w:szCs w:val="22"/>
+              </w:rPr>
+              <w:t xml:space="preserve">OS visés : </w:t>
+            </w:r>
+            <w:r>
+              <w:rPr>
+                <w:rFonts w:ascii="Tahoma" w:hAnsi="Tahoma" w:cs="Tahoma" w:eastAsia="Arial Unicode MS"/>
+                <w:sz w:val="22"/>
+                <w:szCs w:val="22"/>
+              </w:rPr>
+              <w:t xml:space="preserve">OS1, OS4</w:t>
             </w:r>
           </w:p>
         </w:tc>
@@ -7125,7 +7404,7 @@
           <w:sz w:val="24"/>
           <w:szCs w:val="24"/>
         </w:rPr>
-        <w:t xml:space="preserve"> A6.3</w:t>
+        <w:t xml:space="preserve"> B4</w:t>
       </w:r>
     </w:p>
     <w:tbl>
@@ -7796,7 +8075,7 @@
                 <w:sz w:val="20"/>
                 <w:szCs w:val="20"/>
               </w:rPr>
-              <w:t xml:space="preserve">Compétence (objectif spécifique)</w:t>
+              <w:t xml:space="preserve">Compétence (OS du syllabus)</w:t>
             </w:r>
           </w:p>
         </w:tc>
@@ -7950,7 +8229,7 @@
                 <w:sz w:val="20"/>
                 <w:szCs w:val="20"/>
               </w:rPr>
-              <w:t xml:space="preserve">Activité A1.1 ; support § 4.1</w:t>
+              <w:t xml:space="preserve">Activité A18 ; support § 4.1</w:t>
             </w:r>
           </w:p>
         </w:tc>
@@ -7975,7 +8254,7 @@
                 <w:sz w:val="20"/>
                 <w:szCs w:val="20"/>
               </w:rPr>
-              <w:t xml:space="preserve">OS2 — Travail d’une force</w:t>
+              <w:t xml:space="preserve">OS4 — Travail d’une force</w:t>
             </w:r>
           </w:p>
         </w:tc>
@@ -8035,7 +8314,7 @@
                 <w:sz w:val="20"/>
                 <w:szCs w:val="20"/>
               </w:rPr>
-              <w:t xml:space="preserve">Activité A2.1 ; support § 4.2 à 4.4</w:t>
+              <w:t xml:space="preserve">Activité A42 ; support § 4.2 à 4.4</w:t>
             </w:r>
           </w:p>
         </w:tc>
@@ -8060,7 +8339,7 @@
                 <w:sz w:val="20"/>
                 <w:szCs w:val="20"/>
               </w:rPr>
-              <w:t xml:space="preserve">OS3 — Puissance</w:t>
+              <w:t xml:space="preserve">OS4 — Puissance</w:t>
             </w:r>
           </w:p>
         </w:tc>
@@ -8120,7 +8399,7 @@
                 <w:sz w:val="20"/>
                 <w:szCs w:val="20"/>
               </w:rPr>
-              <w:t xml:space="preserve">Activité A3.1 ; support § 4.5</w:t>
+              <w:t xml:space="preserve">Activité A43 ; support § 4.5</w:t>
             </w:r>
           </w:p>
         </w:tc>
@@ -8205,7 +8484,7 @@
                 <w:sz w:val="20"/>
                 <w:szCs w:val="20"/>
               </w:rPr>
-              <w:t xml:space="preserve">Activité A4.1 ; support § 4.6</w:t>
+              <w:t xml:space="preserve">Activité A44 ; support § 4.6</w:t>
             </w:r>
           </w:p>
         </w:tc>
@@ -8230,7 +8509,7 @@
                 <w:sz w:val="20"/>
                 <w:szCs w:val="20"/>
               </w:rPr>
-              <w:t xml:space="preserve">OS5 — Forces conservatives et énergie potentielle</w:t>
+              <w:t xml:space="preserve">OS4 — Forces conservatives et énergie potentielle</w:t>
             </w:r>
           </w:p>
         </w:tc>
@@ -8290,7 +8569,7 @@
                 <w:sz w:val="20"/>
                 <w:szCs w:val="20"/>
               </w:rPr>
-              <w:t xml:space="preserve">Activité A5.1 ; support § 4.7</w:t>
+              <w:t xml:space="preserve">Activité A45 ; support § 4.7</w:t>
             </w:r>
           </w:p>
         </w:tc>
@@ -8315,7 +8594,7 @@
                 <w:sz w:val="20"/>
                 <w:szCs w:val="20"/>
               </w:rPr>
-              <w:t xml:space="preserve">OS6 — Énergie mécanique, graphe d’énergie potentielle</w:t>
+              <w:t xml:space="preserve">OS4 — Énergie mécanique, graphe d’énergie potentielle</w:t>
             </w:r>
           </w:p>
         </w:tc>
@@ -8375,7 +8654,7 @@
                 <w:sz w:val="20"/>
                 <w:szCs w:val="20"/>
               </w:rPr>
-              <w:t xml:space="preserve">Activités A6.1 et A6.2 ; support § 4.8 et 4.9</w:t>
+              <w:t xml:space="preserve">Activités A46 et A47 ; support § 4.8 et 4.9</w:t>
             </w:r>
           </w:p>
         </w:tc>
